--- a/docs/Predictive_Memory_Paging_IEEE_Paper.docx
+++ b/docs/Predictive_Memory_Paging_IEEE_Paper.docx
@@ -84,7 +84,6 @@
                 <w:iCs/>
                 <w:sz w:val="20"/>
                 <w:szCs w:val="20"/>
-                <w:highlight w:val="yellow"/>
                 <w:highlightCs w:val="yellow"/>
               </w:rPr>
               <w:t xml:space="preserve">Dept. of Computer Science and Engineering</w:t>
@@ -101,10 +100,9 @@
                 <w:iCs/>
                 <w:sz w:val="20"/>
                 <w:szCs w:val="20"/>
-                <w:highlight w:val="yellow"/>
                 <w:highlightCs w:val="yellow"/>
               </w:rPr>
-              <w:t xml:space="preserve">Institution name</w:t>
+              <w:t>Vellore Institute of Technology</w:t>
             </w:r>
           </w:p>
           <w:p>
@@ -116,10 +114,9 @@
                 <w:rFonts w:ascii="Times New Roman" w:cs="Times New Roman" w:eastAsia="Times New Roman" w:hAnsi="Times New Roman"/>
                 <w:sz w:val="20"/>
                 <w:szCs w:val="20"/>
-                <w:highlight w:val="yellow"/>
                 <w:highlightCs w:val="yellow"/>
               </w:rPr>
-              <w:t xml:space="preserve">City</w:t>
+              <w:t>Vellore, India</w:t>
             </w:r>
             <w:r>
               <w:rPr>
@@ -127,22 +124,6 @@
                 <w:sz w:val="20"/>
                 <w:szCs w:val="20"/>
               </w:rPr>
-              <w:t xml:space="preserve">, India</w:t>
-            </w:r>
-          </w:p>
-          <w:p>
-            <w:pPr>
-              <w:jc w:val="center"/>
-            </w:pPr>
-            <w:r>
-              <w:rPr>
-                <w:rFonts w:ascii="Times New Roman" w:cs="Times New Roman" w:eastAsia="Times New Roman" w:hAnsi="Times New Roman"/>
-                <w:sz w:val="20"/>
-                <w:szCs w:val="20"/>
-                <w:highlight w:val="yellow"/>
-                <w:highlightCs w:val="yellow"/>
-              </w:rPr>
-              <w:t xml:space="preserve">email address</w:t>
             </w:r>
           </w:p>
         </w:tc>
@@ -195,7 +176,6 @@
                 <w:iCs/>
                 <w:sz w:val="20"/>
                 <w:szCs w:val="20"/>
-                <w:highlight w:val="yellow"/>
                 <w:highlightCs w:val="yellow"/>
               </w:rPr>
               <w:t xml:space="preserve">Dept. of Computer Science and Engineering</w:t>
@@ -212,10 +192,9 @@
                 <w:iCs/>
                 <w:sz w:val="20"/>
                 <w:szCs w:val="20"/>
-                <w:highlight w:val="yellow"/>
                 <w:highlightCs w:val="yellow"/>
               </w:rPr>
-              <w:t xml:space="preserve">Institution name</w:t>
+              <w:t>Vellore Institute of Technology</w:t>
             </w:r>
           </w:p>
           <w:p>
@@ -227,10 +206,9 @@
                 <w:rFonts w:ascii="Times New Roman" w:cs="Times New Roman" w:eastAsia="Times New Roman" w:hAnsi="Times New Roman"/>
                 <w:sz w:val="20"/>
                 <w:szCs w:val="20"/>
-                <w:highlight w:val="yellow"/>
                 <w:highlightCs w:val="yellow"/>
               </w:rPr>
-              <w:t xml:space="preserve">City</w:t>
+              <w:t>Vellore, India</w:t>
             </w:r>
             <w:r>
               <w:rPr>
@@ -238,22 +216,6 @@
                 <w:sz w:val="20"/>
                 <w:szCs w:val="20"/>
               </w:rPr>
-              <w:t xml:space="preserve">, India</w:t>
-            </w:r>
-          </w:p>
-          <w:p>
-            <w:pPr>
-              <w:jc w:val="center"/>
-            </w:pPr>
-            <w:r>
-              <w:rPr>
-                <w:rFonts w:ascii="Times New Roman" w:cs="Times New Roman" w:eastAsia="Times New Roman" w:hAnsi="Times New Roman"/>
-                <w:sz w:val="20"/>
-                <w:szCs w:val="20"/>
-                <w:highlight w:val="yellow"/>
-                <w:highlightCs w:val="yellow"/>
-              </w:rPr>
-              <w:t xml:space="preserve">email address</w:t>
             </w:r>
           </w:p>
         </w:tc>
@@ -306,7 +268,6 @@
                 <w:iCs/>
                 <w:sz w:val="20"/>
                 <w:szCs w:val="20"/>
-                <w:highlight w:val="yellow"/>
                 <w:highlightCs w:val="yellow"/>
               </w:rPr>
               <w:t xml:space="preserve">Dept. of Computer Science and Engineering</w:t>
@@ -323,10 +284,9 @@
                 <w:iCs/>
                 <w:sz w:val="20"/>
                 <w:szCs w:val="20"/>
-                <w:highlight w:val="yellow"/>
                 <w:highlightCs w:val="yellow"/>
               </w:rPr>
-              <w:t xml:space="preserve">Institution name</w:t>
+              <w:t>Vellore Institute of Technology</w:t>
             </w:r>
           </w:p>
           <w:p>
@@ -338,10 +298,9 @@
                 <w:rFonts w:ascii="Times New Roman" w:cs="Times New Roman" w:eastAsia="Times New Roman" w:hAnsi="Times New Roman"/>
                 <w:sz w:val="20"/>
                 <w:szCs w:val="20"/>
-                <w:highlight w:val="yellow"/>
                 <w:highlightCs w:val="yellow"/>
               </w:rPr>
-              <w:t xml:space="preserve">City</w:t>
+              <w:t>Vellore, India</w:t>
             </w:r>
             <w:r>
               <w:rPr>
@@ -349,22 +308,6 @@
                 <w:sz w:val="20"/>
                 <w:szCs w:val="20"/>
               </w:rPr>
-              <w:t xml:space="preserve">, India</w:t>
-            </w:r>
-          </w:p>
-          <w:p>
-            <w:pPr>
-              <w:jc w:val="center"/>
-            </w:pPr>
-            <w:r>
-              <w:rPr>
-                <w:rFonts w:ascii="Times New Roman" w:cs="Times New Roman" w:eastAsia="Times New Roman" w:hAnsi="Times New Roman"/>
-                <w:sz w:val="20"/>
-                <w:szCs w:val="20"/>
-                <w:highlight w:val="yellow"/>
-                <w:highlightCs w:val="yellow"/>
-              </w:rPr>
-              <w:t xml:space="preserve">email address</w:t>
             </w:r>
           </w:p>
         </w:tc>
@@ -463,7 +406,7 @@
         <w:rPr>
           <w:rFonts w:ascii="Times New Roman" w:cs="Times New Roman" w:eastAsia="Times New Roman" w:hAnsi="Times New Roman"/>
         </w:rPr>
-        <w:t xml:space="preserve">Main memory (RAM) is fast but small, while secondary storage is large but thousands of times slower. The operating system divides memory into fixed-size pages (4 KB in this work) and keeps only the pages in use in RAM, in slots called frames. When a program requests a non-resident page, a page fault occurs and the program waits while the page is read from disk. When RAM is full, the page replacement (eviction) policy chooses a resident page to remove.</w:t>
+        <w:t xml:space="preserve">Main memory (RAM) is fast but small, while secondary storage is large but thousands of times slower. The operating system divides memory into fixed-size pages (4 KB in this work) and keeps only the pages in use in RAM, in slots called frames. When a program requests a non-resident page, a page fault occurs and the program waits while the page is read from disk. When RAM is full, the page replacement (eviction) policy chooses a resident page to remove [1], [2].</w:t>
       </w:r>
     </w:p>
     <w:p>
@@ -475,7 +418,7 @@
         <w:rPr>
           <w:rFonts w:ascii="Times New Roman" w:cs="Times New Roman" w:eastAsia="Times New Roman" w:hAnsi="Times New Roman"/>
         </w:rPr>
-        <w:t xml:space="preserve">Classical policies such as FIFO, LRU and Clock are reactive: they act only after a fault. Belady’s optimal policy (OPT) [1], which evicts the page needed furthest in the future, is the best any eviction policy can do, but it needs knowledge of the future and still pays for the first access to every page (a compulsory fault).</w:t>
+        <w:t xml:space="preserve">Classical policies such as FIFO, LRU and Clock [3] are reactive: they act only after a fault. Belady’s optimal policy (OPT) [4], which evicts the page needed furthest in the future, is the best any eviction policy can do, but it needs knowledge of the future and still pays for the first access to every page (a compulsory fault).</w:t>
       </w:r>
     </w:p>
     <w:p>
@@ -609,7 +552,7 @@
         <w:rPr>
           <w:rFonts w:ascii="Times New Roman" w:cs="Times New Roman" w:eastAsia="Times New Roman" w:hAnsi="Times New Roman"/>
         </w:rPr>
-        <w:t xml:space="preserve">Belady [1] defined the optimal replacement policy, used here as a lower bound. LRU, FIFO and the Clock (second-chance) approximation of LRU are the standard practical policies. LRU-K [2] evicts the page whose K-th most recent access is oldest, which resists one-time scans; we implement LRU-2. ARC [3] balances recency and frequency adaptively using “ghost” lists of recently evicted page identifiers.</w:t>
+        <w:t xml:space="preserve">Belady [4] defined the optimal replacement policy, used here as a lower bound. LRU, FIFO and the Clock (second-chance) approximation of LRU are the standard practical policies [2], [3]. LRU-K [5] evicts the page whose K-th most recent access is oldest, which resists one-time scans; we implement LRU-2. ARC [6] balances recency and frequency adaptively using “ghost” lists of recently evicted page identifiers.</w:t>
       </w:r>
     </w:p>
     <w:p>
@@ -632,7 +575,7 @@
         <w:rPr>
           <w:rFonts w:ascii="Times New Roman" w:cs="Times New Roman" w:eastAsia="Times New Roman" w:hAnsi="Times New Roman"/>
         </w:rPr>
-        <w:t xml:space="preserve">The Page Fault Frequency algorithm [4] adjusts the memory allocated to a process according to its measured fault rate. Our decision engine uses a related idea, feedback on faults, but applies it to the prefetching threshold and measures the fault difference caused by prefetching rather than the fault rate.</w:t>
+        <w:t xml:space="preserve">The Page Fault Frequency algorithm [7] adjusts the memory allocated to a process according to its measured fault rate. Our decision engine uses a related idea, feedback on faults, but applies it to the prefetching threshold and measures the fault difference caused by prefetching rather than the fault rate.</w:t>
       </w:r>
     </w:p>
     <w:p>
@@ -655,7 +598,7 @@
         <w:rPr>
           <w:rFonts w:ascii="Times New Roman" w:cs="Times New Roman" w:eastAsia="Times New Roman" w:hAnsi="Times New Roman"/>
         </w:rPr>
-        <w:t xml:space="preserve">Joseph and Grunwald [5] introduced prefetching with Markov predictors, which learn the probability of the next address given the current one; our Markov predictor is a bounded version of this idea. The Linux page cache fetches a growing window of pages when it detects sequential access; we implement a Linux-style readahead as a baseline. PACMan [6] showed that prefetched lines should be inserted with low priority so that wrong prefetches are evicted early. Linux’s workingset code keeps “shadow entries” for evicted pages to detect refaults, and SHARDS [7] samples page identifiers by hash to estimate cache behaviour with a small fraction of the memory; we use it to shrink our shadow directory.</w:t>
+        <w:t xml:space="preserve">Joseph and Grunwald [8] introduced prefetching with Markov predictors, which learn the probability of the next address given the current one; our Markov predictor is a bounded version of this idea. The Linux page cache fetches a growing window of pages when it detects sequential access [9]; we implement a Linux-style readahead as a baseline. PACMan [10] showed that prefetched lines should be inserted with low priority so that wrong prefetches are evicted early. Feedback-directed prefetching [11] adjusts how aggressively a hardware prefetcher runs using its measured accuracy, lateness and cache pollution. Linux’s workingset code keeps “shadow entries” for evicted pages to detect refaults [12], and SHARDS [13] samples page identifiers by hash to estimate cache behaviour with a small fraction of the memory; we use it to shrink our shadow directory. At the operating-system level, Canvas [14] adapts swap prefetching to each application, KML [15] tunes the Linux readahead size online with a small in-kernel model, and CrossPrefetch [16] exposes prefetch effectiveness so that a runtime can adapt how much it prefetches.</w:t>
       </w:r>
     </w:p>
     <w:p>
@@ -855,7 +798,7 @@
                 <w:sz w:val="15"/>
                 <w:szCs w:val="15"/>
               </w:rPr>
-              <w:t xml:space="preserve">[8]</w:t>
+              <w:t xml:space="preserve">[17]</w:t>
             </w:r>
           </w:p>
         </w:tc>
@@ -953,7 +896,7 @@
                 <w:sz w:val="15"/>
                 <w:szCs w:val="15"/>
               </w:rPr>
-              <w:t xml:space="preserve">[9]</w:t>
+              <w:t xml:space="preserve">[18]</w:t>
             </w:r>
           </w:p>
         </w:tc>
@@ -1051,7 +994,7 @@
                 <w:sz w:val="15"/>
                 <w:szCs w:val="15"/>
               </w:rPr>
-              <w:t xml:space="preserve">[10]</w:t>
+              <w:t xml:space="preserve">[19]</w:t>
             </w:r>
           </w:p>
         </w:tc>
@@ -1149,7 +1092,7 @@
                 <w:sz w:val="15"/>
                 <w:szCs w:val="15"/>
               </w:rPr>
-              <w:t xml:space="preserve">[11]</w:t>
+              <w:t xml:space="preserve">[20]</w:t>
             </w:r>
           </w:p>
         </w:tc>
@@ -1247,7 +1190,7 @@
                 <w:sz w:val="15"/>
                 <w:szCs w:val="15"/>
               </w:rPr>
-              <w:t xml:space="preserve">[12]</w:t>
+              <w:t xml:space="preserve">[21]</w:t>
             </w:r>
           </w:p>
         </w:tc>
@@ -1345,7 +1288,7 @@
                 <w:sz w:val="15"/>
                 <w:szCs w:val="15"/>
               </w:rPr>
-              <w:t xml:space="preserve">[13]</w:t>
+              <w:t xml:space="preserve">[22]</w:t>
             </w:r>
           </w:p>
         </w:tc>
@@ -1443,7 +1386,7 @@
                 <w:sz w:val="15"/>
                 <w:szCs w:val="15"/>
               </w:rPr>
-              <w:t xml:space="preserve">[14]</w:t>
+              <w:t xml:space="preserve">[23]</w:t>
             </w:r>
           </w:p>
         </w:tc>
@@ -1541,7 +1484,7 @@
                 <w:sz w:val="15"/>
                 <w:szCs w:val="15"/>
               </w:rPr>
-              <w:t xml:space="preserve">[15]</w:t>
+              <w:t xml:space="preserve">[24]</w:t>
             </w:r>
           </w:p>
         </w:tc>
@@ -1639,7 +1582,7 @@
                 <w:sz w:val="15"/>
                 <w:szCs w:val="15"/>
               </w:rPr>
-              <w:t xml:space="preserve">[16]</w:t>
+              <w:t xml:space="preserve">[25]</w:t>
             </w:r>
           </w:p>
         </w:tc>
@@ -1737,7 +1680,7 @@
                 <w:sz w:val="15"/>
                 <w:szCs w:val="15"/>
               </w:rPr>
-              <w:t xml:space="preserve">[17]</w:t>
+              <w:t xml:space="preserve">[26]</w:t>
             </w:r>
           </w:p>
         </w:tc>
@@ -4528,7 +4471,7 @@
         <w:rPr>
           <w:rFonts w:ascii="Times New Roman" w:cs="Times New Roman" w:eastAsia="Times New Roman" w:hAnsi="Times New Roman"/>
         </w:rPr>
-        <w:t xml:space="preserve">All code is Python (3.9 or later; developed on Python 3.14 under Windows 11, early stages on Google Colab) using NumPy, pandas, matplotlib and pytest. The standard library supplies trace decompression (lzma), download (urllib) and the core data structures: ordered dictionaries for LRU, ARC and the Markov tables, heaps for LRU-2 and the disk channels, and binary search for OPT. The library (src/paging) is driven by one script per experiment; the code is available at github.com/shrey1-1/Predictive-memory-paging-system-.</w:t>
+        <w:t xml:space="preserve">All code is Python [27] (3.9 or later; developed on Python 3.14 under Windows 11, early stages on Google Colab [28]) using NumPy [29], pandas [30], matplotlib [31] and pytest [32]. The standard library supplies trace decompression (lzma), download (urllib) and the core data structures: ordered dictionaries for LRU, ARC and the Markov tables, heaps for LRU-2 and the disk channels, and binary search for OPT. The library (src/paging) is driven by one script per experiment; the code is available at github.com/shrey1-1/Predictive-memory-paging-system-.</w:t>
       </w:r>
     </w:p>
     <w:p>
@@ -4647,7 +4590,7 @@
         <w:rPr>
           <w:rFonts w:ascii="Times New Roman" w:cs="Times New Roman" w:eastAsia="Times New Roman" w:hAnsi="Times New Roman"/>
         </w:rPr>
-        <w:t xml:space="preserve">We use 22 real traces from the ML-Based Data Prefetching Competition LoadTraces [20]: SPEC CPU 2006 [18] (bwaves s0–s2, leslie3d s0–s2, milc, libquantum, mcf, soplex, omnetpp, astar, GemsFDTD, lbm, sphinx3) and GAP [19] (bfs-3, bfs-10, pr-3, pr-10, bc-3, cc-5, sssp-3), 200,000 requests each, with addresses mapped to pages by a 12-bit shift. Six synthetic traces with known structure serve as correctness tests. Memory is set to 1% and 5% of each trace’s working set (at least 8 frames), giving 44 configurations; with large fixed memories every policy behaves identically.</w:t>
+        <w:t xml:space="preserve">We use 22 real traces from the ML-Based Data Prefetching Competition LoadTraces [33], distributed for the ChampSim simulator [34]: SPEC CPU 2006 [35] (bwaves s0–s2, leslie3d s0–s2, milc, libquantum, mcf, soplex, omnetpp, astar, GemsFDTD, lbm, sphinx3) and GAP [36] (bfs-3, bfs-10, pr-3, pr-10, bc-3, cc-5, sssp-3), 200,000 requests each, with addresses mapped to pages by a 12-bit shift. Six synthetic traces with known structure serve as correctness tests. Memory is set to 1% and 5% of each trace’s working set (at least 8 frames), giving 44 configurations; with large fixed memories every policy behaves identically.</w:t>
       </w:r>
     </w:p>
     <w:p>
@@ -25090,7 +25033,7 @@
         <w:rPr>
           <w:rFonts w:ascii="Times New Roman" w:cs="Times New Roman" w:eastAsia="Times New Roman" w:hAnsi="Times New Roman"/>
         </w:rPr>
-        <w:t xml:space="preserve"> Evaluate on operating-system page-fault traces or inside a kernel; add demand-read priority and prefetch-distance control and measure real hardware; compare with a learned (LSTM or attention-based) predictor under the same time model; validate shadow-directory sampling at realistic memory sizes; and recover the gains the cautious decision engine leaves on workloads such as sphinx3.</w:t>
+        <w:t xml:space="preserve"> Evaluate on operating-system page-fault traces or inside a kernel; add demand-read priority and prefetch-distance control and measure real hardware; compare with a learned predictor, such as an LSTM [37] or an attention-based model [21], under the same time model; validate shadow-directory sampling at realistic memory sizes; and recover the gains the cautious decision engine leaves on workloads such as sphinx3.</w:t>
       </w:r>
     </w:p>
     <w:p>
@@ -25127,7 +25070,7 @@
           <w:sz w:val="16"/>
           <w:szCs w:val="16"/>
         </w:rPr>
-        <w:t xml:space="preserve">L. A. Belady, “A study of replacement algorithms for a virtual-storage computer,” </w:t>
+        <w:t xml:space="preserve">P. J. Denning, “Virtual memory,” </w:t>
       </w:r>
       <w:r>
         <w:rPr>
@@ -25137,7 +25080,7 @@
           <w:sz w:val="16"/>
           <w:szCs w:val="16"/>
         </w:rPr>
-        <w:t xml:space="preserve">IBM Syst. J.</w:t>
+        <w:t xml:space="preserve">ACM Comput. Surv.</w:t>
       </w:r>
       <w:r>
         <w:rPr>
@@ -25145,7 +25088,7 @@
           <w:sz w:val="16"/>
           <w:szCs w:val="16"/>
         </w:rPr>
-        <w:t xml:space="preserve">, vol. 5, no. 2, pp. 78–101, 1966.</w:t>
+        <w:t xml:space="preserve">, vol. 2, no. 3, pp. 153–189, 1970.</w:t>
       </w:r>
     </w:p>
     <w:p>
@@ -25171,7 +25114,7 @@
           <w:sz w:val="16"/>
           <w:szCs w:val="16"/>
         </w:rPr>
-        <w:t xml:space="preserve">E. J. O’Neil, P. E. O’Neil, and G. Weikum, “The LRU-K page replacement algorithm for database disk buffering,” in </w:t>
+        <w:t xml:space="preserve">A. Silberschatz, P. B. Galvin, and G. Gagne, </w:t>
       </w:r>
       <w:r>
         <w:rPr>
@@ -25181,7 +25124,7 @@
           <w:sz w:val="16"/>
           <w:szCs w:val="16"/>
         </w:rPr>
-        <w:t xml:space="preserve">Proc. ACM SIGMOD</w:t>
+        <w:t xml:space="preserve">Operating System Concepts</w:t>
       </w:r>
       <w:r>
         <w:rPr>
@@ -25189,7 +25132,7 @@
           <w:sz w:val="16"/>
           <w:szCs w:val="16"/>
         </w:rPr>
-        <w:t xml:space="preserve">, 1993, pp. 297–306.</w:t>
+        <w:t xml:space="preserve">, 10th ed. Hoboken, NJ, USA: Wiley, 2018.</w:t>
       </w:r>
     </w:p>
     <w:p>
@@ -25215,7 +25158,7 @@
           <w:sz w:val="16"/>
           <w:szCs w:val="16"/>
         </w:rPr>
-        <w:t xml:space="preserve">N. Megiddo and D. S. Modha, “ARC: A self-tuning, low overhead replacement cache,” in </w:t>
+        <w:t xml:space="preserve">F. J. Corbató, “A paging experiment with the Multics system,” in </w:t>
       </w:r>
       <w:r>
         <w:rPr>
@@ -25225,7 +25168,7 @@
           <w:sz w:val="16"/>
           <w:szCs w:val="16"/>
         </w:rPr>
-        <w:t xml:space="preserve">Proc. USENIX FAST</w:t>
+        <w:t xml:space="preserve">In Honor of Philip M. Morse</w:t>
       </w:r>
       <w:r>
         <w:rPr>
@@ -25233,7 +25176,7 @@
           <w:sz w:val="16"/>
           <w:szCs w:val="16"/>
         </w:rPr>
-        <w:t xml:space="preserve">, 2003, pp. 115–130.</w:t>
+        <w:t xml:space="preserve">, H. Feshbach and K. U. Ingard, Eds. Cambridge, MA, USA: MIT Press, 1969.</w:t>
       </w:r>
     </w:p>
     <w:p>
@@ -25259,7 +25202,7 @@
           <w:sz w:val="16"/>
           <w:szCs w:val="16"/>
         </w:rPr>
-        <w:t xml:space="preserve">W. W. Chu and H. Opderbeck, “The page fault frequency replacement algorithm,” in </w:t>
+        <w:t xml:space="preserve">L. A. Belady, “A study of replacement algorithms for a virtual-storage computer,” </w:t>
       </w:r>
       <w:r>
         <w:rPr>
@@ -25269,7 +25212,7 @@
           <w:sz w:val="16"/>
           <w:szCs w:val="16"/>
         </w:rPr>
-        <w:t xml:space="preserve">Proc. AFIPS Fall Joint Comput. Conf.</w:t>
+        <w:t xml:space="preserve">IBM Syst. J.</w:t>
       </w:r>
       <w:r>
         <w:rPr>
@@ -25277,7 +25220,7 @@
           <w:sz w:val="16"/>
           <w:szCs w:val="16"/>
         </w:rPr>
-        <w:t xml:space="preserve">, 1972, pp. 597–609.</w:t>
+        <w:t xml:space="preserve">, vol. 5, no. 2, pp. 78–101, 1966.</w:t>
       </w:r>
     </w:p>
     <w:p>
@@ -25303,7 +25246,7 @@
           <w:sz w:val="16"/>
           <w:szCs w:val="16"/>
         </w:rPr>
-        <w:t xml:space="preserve">D. Joseph and D. Grunwald, “Prefetching using Markov predictors,” in </w:t>
+        <w:t xml:space="preserve">E. J. O’Neil, P. E. O’Neil, and G. Weikum, “The LRU-K page replacement algorithm for database disk buffering,” in </w:t>
       </w:r>
       <w:r>
         <w:rPr>
@@ -25313,7 +25256,7 @@
           <w:sz w:val="16"/>
           <w:szCs w:val="16"/>
         </w:rPr>
-        <w:t xml:space="preserve">Proc. 24th Int. Symp. Comput. Archit. (ISCA)</w:t>
+        <w:t xml:space="preserve">Proc. ACM SIGMOD</w:t>
       </w:r>
       <w:r>
         <w:rPr>
@@ -25321,7 +25264,7 @@
           <w:sz w:val="16"/>
           <w:szCs w:val="16"/>
         </w:rPr>
-        <w:t xml:space="preserve">, 1997, pp. 252–263.</w:t>
+        <w:t xml:space="preserve">, 1993, pp. 297–306.</w:t>
       </w:r>
     </w:p>
     <w:p>
@@ -25347,7 +25290,7 @@
           <w:sz w:val="16"/>
           <w:szCs w:val="16"/>
         </w:rPr>
-        <w:t xml:space="preserve">C.-J. Wu, A. Jaleel, M. Martonosi, S. C. Steely Jr., and J. Emer, “PACMan: Prefetch-aware cache management for high performance caching,” in </w:t>
+        <w:t xml:space="preserve">N. Megiddo and D. S. Modha, “ARC: A self-tuning, low overhead replacement cache,” in </w:t>
       </w:r>
       <w:r>
         <w:rPr>
@@ -25357,7 +25300,7 @@
           <w:sz w:val="16"/>
           <w:szCs w:val="16"/>
         </w:rPr>
-        <w:t xml:space="preserve">Proc. IEEE/ACM MICRO</w:t>
+        <w:t xml:space="preserve">Proc. USENIX FAST</w:t>
       </w:r>
       <w:r>
         <w:rPr>
@@ -25365,7 +25308,7 @@
           <w:sz w:val="16"/>
           <w:szCs w:val="16"/>
         </w:rPr>
-        <w:t xml:space="preserve">, 2011, pp. 442–453.</w:t>
+        <w:t xml:space="preserve">, 2003, pp. 115–130.</w:t>
       </w:r>
     </w:p>
     <w:p>
@@ -25391,7 +25334,7 @@
           <w:sz w:val="16"/>
           <w:szCs w:val="16"/>
         </w:rPr>
-        <w:t xml:space="preserve">C. A. Waldspurger, N. Park, A. Garthwaite, and I. Ahmad, “Efficient MRC construction with SHARDS,” in </w:t>
+        <w:t xml:space="preserve">W. W. Chu and H. Opderbeck, “The page fault frequency replacement algorithm,” in </w:t>
       </w:r>
       <w:r>
         <w:rPr>
@@ -25401,7 +25344,7 @@
           <w:sz w:val="16"/>
           <w:szCs w:val="16"/>
         </w:rPr>
-        <w:t xml:space="preserve">Proc. USENIX FAST</w:t>
+        <w:t xml:space="preserve">Proc. AFIPS Fall Joint Comput. Conf.</w:t>
       </w:r>
       <w:r>
         <w:rPr>
@@ -25409,7 +25352,7 @@
           <w:sz w:val="16"/>
           <w:szCs w:val="16"/>
         </w:rPr>
-        <w:t xml:space="preserve">, 2015, pp. 95–110.</w:t>
+        <w:t xml:space="preserve">, 1972, pp. 597–609.</w:t>
       </w:r>
     </w:p>
     <w:p>
@@ -25434,36 +25377,26 @@
           <w:rFonts w:ascii="Times New Roman" w:cs="Times New Roman" w:eastAsia="Times New Roman" w:hAnsi="Times New Roman"/>
           <w:sz w:val="16"/>
           <w:szCs w:val="16"/>
-          <w:highlight w:val="yellow"/>
-          <w:highlightCs w:val="yellow"/>
-        </w:rPr>
-        <w:t xml:space="preserve">Authors</w:t>
-      </w:r>
-      <w:r>
-        <w:rPr>
-          <w:rFonts w:ascii="Times New Roman" w:cs="Times New Roman" w:eastAsia="Times New Roman" w:hAnsi="Times New Roman"/>
+        </w:rPr>
+        <w:t xml:space="preserve">D. Joseph and D. Grunwald, “Prefetching using Markov predictors,” in </w:t>
+      </w:r>
+      <w:r>
+        <w:rPr>
+          <w:rFonts w:ascii="Times New Roman" w:cs="Times New Roman" w:eastAsia="Times New Roman" w:hAnsi="Times New Roman"/>
+          <w:i/>
+          <w:iCs/>
           <w:sz w:val="16"/>
           <w:szCs w:val="16"/>
         </w:rPr>
-        <w:t xml:space="preserve">, “Workload-aware buffer prefetching for database systems,” </w:t>
+        <w:t xml:space="preserve">Proc. 24th Int. Symp. Comput. Archit. (ISCA)</w:t>
       </w:r>
       <w:r>
         <w:rPr>
           <w:rFonts w:ascii="Times New Roman" w:cs="Times New Roman" w:eastAsia="Times New Roman" w:hAnsi="Times New Roman"/>
           <w:sz w:val="16"/>
           <w:szCs w:val="16"/>
-          <w:highlight w:val="yellow"/>
-          <w:highlightCs w:val="yellow"/>
-        </w:rPr>
-        <w:t xml:space="preserve">venue</w:t>
-      </w:r>
-      <w:r>
-        <w:rPr>
-          <w:rFonts w:ascii="Times New Roman" w:cs="Times New Roman" w:eastAsia="Times New Roman" w:hAnsi="Times New Roman"/>
-          <w:sz w:val="16"/>
-          <w:szCs w:val="16"/>
-        </w:rPr>
-        <w:t xml:space="preserve">, 2026.</w:t>
+        </w:rPr>
+        <w:t xml:space="preserve">, 1997, pp. 252–263.</w:t>
       </w:r>
     </w:p>
     <w:p>
@@ -25488,36 +25421,26 @@
           <w:rFonts w:ascii="Times New Roman" w:cs="Times New Roman" w:eastAsia="Times New Roman" w:hAnsi="Times New Roman"/>
           <w:sz w:val="16"/>
           <w:szCs w:val="16"/>
-          <w:highlight w:val="yellow"/>
-          <w:highlightCs w:val="yellow"/>
-        </w:rPr>
-        <w:t xml:space="preserve">Authors</w:t>
-      </w:r>
-      <w:r>
-        <w:rPr>
-          <w:rFonts w:ascii="Times New Roman" w:cs="Times New Roman" w:eastAsia="Times New Roman" w:hAnsi="Times New Roman"/>
+        </w:rPr>
+        <w:t xml:space="preserve">F. Wu, H. Xi, and C. Xu, “On the design of a new Linux readahead framework,” </w:t>
+      </w:r>
+      <w:r>
+        <w:rPr>
+          <w:rFonts w:ascii="Times New Roman" w:cs="Times New Roman" w:eastAsia="Times New Roman" w:hAnsi="Times New Roman"/>
+          <w:i/>
+          <w:iCs/>
           <w:sz w:val="16"/>
           <w:szCs w:val="16"/>
         </w:rPr>
-        <w:t xml:space="preserve">, “Learning-based page replacement for efficient I/O,” </w:t>
+        <w:t xml:space="preserve">ACM SIGOPS Oper. Syst. Rev.</w:t>
       </w:r>
       <w:r>
         <w:rPr>
           <w:rFonts w:ascii="Times New Roman" w:cs="Times New Roman" w:eastAsia="Times New Roman" w:hAnsi="Times New Roman"/>
           <w:sz w:val="16"/>
           <w:szCs w:val="16"/>
-          <w:highlight w:val="yellow"/>
-          <w:highlightCs w:val="yellow"/>
-        </w:rPr>
-        <w:t xml:space="preserve">venue</w:t>
-      </w:r>
-      <w:r>
-        <w:rPr>
-          <w:rFonts w:ascii="Times New Roman" w:cs="Times New Roman" w:eastAsia="Times New Roman" w:hAnsi="Times New Roman"/>
-          <w:sz w:val="16"/>
-          <w:szCs w:val="16"/>
-        </w:rPr>
-        <w:t xml:space="preserve">, 2025.</w:t>
+        </w:rPr>
+        <w:t xml:space="preserve">, vol. 42, no. 5, pp. 75–84, 2008, doi: 10.1145/1400097.1400106.</w:t>
       </w:r>
     </w:p>
     <w:p>
@@ -25542,36 +25465,26 @@
           <w:rFonts w:ascii="Times New Roman" w:cs="Times New Roman" w:eastAsia="Times New Roman" w:hAnsi="Times New Roman"/>
           <w:sz w:val="16"/>
           <w:szCs w:val="16"/>
-          <w:highlight w:val="yellow"/>
-          <w:highlightCs w:val="yellow"/>
-        </w:rPr>
-        <w:t xml:space="preserve">Authors</w:t>
-      </w:r>
-      <w:r>
-        <w:rPr>
-          <w:rFonts w:ascii="Times New Roman" w:cs="Times New Roman" w:eastAsia="Times New Roman" w:hAnsi="Times New Roman"/>
+        </w:rPr>
+        <w:t xml:space="preserve">C.-J. Wu, A. Jaleel, M. Martonosi, S. C. Steely Jr., and J. Emer, “PACMan: Prefetch-aware cache management for high performance caching,” in </w:t>
+      </w:r>
+      <w:r>
+        <w:rPr>
+          <w:rFonts w:ascii="Times New Roman" w:cs="Times New Roman" w:eastAsia="Times New Roman" w:hAnsi="Times New Roman"/>
+          <w:i/>
+          <w:iCs/>
           <w:sz w:val="16"/>
           <w:szCs w:val="16"/>
         </w:rPr>
-        <w:t xml:space="preserve">, “To cross, or not to cross pages for prefetching?,” </w:t>
+        <w:t xml:space="preserve">Proc. IEEE/ACM MICRO</w:t>
       </w:r>
       <w:r>
         <w:rPr>
           <w:rFonts w:ascii="Times New Roman" w:cs="Times New Roman" w:eastAsia="Times New Roman" w:hAnsi="Times New Roman"/>
           <w:sz w:val="16"/>
           <w:szCs w:val="16"/>
-          <w:highlight w:val="yellow"/>
-          <w:highlightCs w:val="yellow"/>
-        </w:rPr>
-        <w:t xml:space="preserve">venue</w:t>
-      </w:r>
-      <w:r>
-        <w:rPr>
-          <w:rFonts w:ascii="Times New Roman" w:cs="Times New Roman" w:eastAsia="Times New Roman" w:hAnsi="Times New Roman"/>
-          <w:sz w:val="16"/>
-          <w:szCs w:val="16"/>
-        </w:rPr>
-        <w:t xml:space="preserve">, 2025.</w:t>
+        </w:rPr>
+        <w:t xml:space="preserve">, 2011, pp. 442–453.</w:t>
       </w:r>
     </w:p>
     <w:p>
@@ -25596,36 +25509,26 @@
           <w:rFonts w:ascii="Times New Roman" w:cs="Times New Roman" w:eastAsia="Times New Roman" w:hAnsi="Times New Roman"/>
           <w:sz w:val="16"/>
           <w:szCs w:val="16"/>
-          <w:highlight w:val="yellow"/>
-          <w:highlightCs w:val="yellow"/>
-        </w:rPr>
-        <w:t xml:space="preserve">Authors</w:t>
-      </w:r>
-      <w:r>
-        <w:rPr>
-          <w:rFonts w:ascii="Times New Roman" w:cs="Times New Roman" w:eastAsia="Times New Roman" w:hAnsi="Times New Roman"/>
+        </w:rPr>
+        <w:t xml:space="preserve">S. Srinath, O. Mutlu, H. Kim, and Y. N. Patt, “Feedback directed prefetching: Improving the performance and bandwidth-efficiency of hardware prefetchers,” in </w:t>
+      </w:r>
+      <w:r>
+        <w:rPr>
+          <w:rFonts w:ascii="Times New Roman" w:cs="Times New Roman" w:eastAsia="Times New Roman" w:hAnsi="Times New Roman"/>
+          <w:i/>
+          <w:iCs/>
           <w:sz w:val="16"/>
           <w:szCs w:val="16"/>
         </w:rPr>
-        <w:t xml:space="preserve">, “Beyond VABlock: Aggressive prefetching for transformer workloads,” </w:t>
+        <w:t xml:space="preserve">Proc. IEEE Int. Symp. High-Perform. Comput. Archit. (HPCA)</w:t>
       </w:r>
       <w:r>
         <w:rPr>
           <w:rFonts w:ascii="Times New Roman" w:cs="Times New Roman" w:eastAsia="Times New Roman" w:hAnsi="Times New Roman"/>
           <w:sz w:val="16"/>
           <w:szCs w:val="16"/>
-          <w:highlight w:val="yellow"/>
-          <w:highlightCs w:val="yellow"/>
-        </w:rPr>
-        <w:t xml:space="preserve">venue</w:t>
-      </w:r>
-      <w:r>
-        <w:rPr>
-          <w:rFonts w:ascii="Times New Roman" w:cs="Times New Roman" w:eastAsia="Times New Roman" w:hAnsi="Times New Roman"/>
-          <w:sz w:val="16"/>
-          <w:szCs w:val="16"/>
-        </w:rPr>
-        <w:t xml:space="preserve">, 2025.</w:t>
+        </w:rPr>
+        <w:t xml:space="preserve">, 2007, pp. 63–74.</w:t>
       </w:r>
     </w:p>
     <w:p>
@@ -25650,36 +25553,26 @@
           <w:rFonts w:ascii="Times New Roman" w:cs="Times New Roman" w:eastAsia="Times New Roman" w:hAnsi="Times New Roman"/>
           <w:sz w:val="16"/>
           <w:szCs w:val="16"/>
-          <w:highlight w:val="yellow"/>
-          <w:highlightCs w:val="yellow"/>
-        </w:rPr>
-        <w:t xml:space="preserve">Authors</w:t>
-      </w:r>
-      <w:r>
-        <w:rPr>
-          <w:rFonts w:ascii="Times New Roman" w:cs="Times New Roman" w:eastAsia="Times New Roman" w:hAnsi="Times New Roman"/>
+        </w:rPr>
+        <w:t xml:space="preserve">J. Weiner, “Workingset detection (mm/workingset.c),” </w:t>
+      </w:r>
+      <w:r>
+        <w:rPr>
+          <w:rFonts w:ascii="Times New Roman" w:cs="Times New Roman" w:eastAsia="Times New Roman" w:hAnsi="Times New Roman"/>
+          <w:i/>
+          <w:iCs/>
           <w:sz w:val="16"/>
           <w:szCs w:val="16"/>
         </w:rPr>
-        <w:t xml:space="preserve">, “Graph analytics with attention-based prefetcher,” </w:t>
+        <w:t xml:space="preserve">Linux kernel source code</w:t>
       </w:r>
       <w:r>
         <w:rPr>
           <w:rFonts w:ascii="Times New Roman" w:cs="Times New Roman" w:eastAsia="Times New Roman" w:hAnsi="Times New Roman"/>
           <w:sz w:val="16"/>
           <w:szCs w:val="16"/>
-          <w:highlight w:val="yellow"/>
-          <w:highlightCs w:val="yellow"/>
-        </w:rPr>
-        <w:t xml:space="preserve">venue</w:t>
-      </w:r>
-      <w:r>
-        <w:rPr>
-          <w:rFonts w:ascii="Times New Roman" w:cs="Times New Roman" w:eastAsia="Times New Roman" w:hAnsi="Times New Roman"/>
-          <w:sz w:val="16"/>
-          <w:szCs w:val="16"/>
-        </w:rPr>
-        <w:t xml:space="preserve">, 2024.</w:t>
+        </w:rPr>
+        <w:t xml:space="preserve">. [Online]. Available: https://github.com/torvalds/linux/blob/master/mm/workingset.c</w:t>
       </w:r>
     </w:p>
     <w:p>
@@ -25704,36 +25597,26 @@
           <w:rFonts w:ascii="Times New Roman" w:cs="Times New Roman" w:eastAsia="Times New Roman" w:hAnsi="Times New Roman"/>
           <w:sz w:val="16"/>
           <w:szCs w:val="16"/>
-          <w:highlight w:val="yellow"/>
-          <w:highlightCs w:val="yellow"/>
-        </w:rPr>
-        <w:t xml:space="preserve">Authors</w:t>
-      </w:r>
-      <w:r>
-        <w:rPr>
-          <w:rFonts w:ascii="Times New Roman" w:cs="Times New Roman" w:eastAsia="Times New Roman" w:hAnsi="Times New Roman"/>
+        </w:rPr>
+        <w:t xml:space="preserve">C. A. Waldspurger, N. Park, A. Garthwaite, and I. Ahmad, “Efficient MRC construction with SHARDS,” in </w:t>
+      </w:r>
+      <w:r>
+        <w:rPr>
+          <w:rFonts w:ascii="Times New Roman" w:cs="Times New Roman" w:eastAsia="Times New Roman" w:hAnsi="Times New Roman"/>
+          <w:i/>
+          <w:iCs/>
           <w:sz w:val="16"/>
           <w:szCs w:val="16"/>
         </w:rPr>
-        <w:t xml:space="preserve">, “ML-based runtime prefetcher selection,” </w:t>
+        <w:t xml:space="preserve">Proc. USENIX FAST</w:t>
       </w:r>
       <w:r>
         <w:rPr>
           <w:rFonts w:ascii="Times New Roman" w:cs="Times New Roman" w:eastAsia="Times New Roman" w:hAnsi="Times New Roman"/>
           <w:sz w:val="16"/>
           <w:szCs w:val="16"/>
-          <w:highlight w:val="yellow"/>
-          <w:highlightCs w:val="yellow"/>
-        </w:rPr>
-        <w:t xml:space="preserve">venue</w:t>
-      </w:r>
-      <w:r>
-        <w:rPr>
-          <w:rFonts w:ascii="Times New Roman" w:cs="Times New Roman" w:eastAsia="Times New Roman" w:hAnsi="Times New Roman"/>
-          <w:sz w:val="16"/>
-          <w:szCs w:val="16"/>
-        </w:rPr>
-        <w:t xml:space="preserve">, 2024.</w:t>
+        </w:rPr>
+        <w:t xml:space="preserve">, 2015, pp. 95–110.</w:t>
       </w:r>
     </w:p>
     <w:p>
@@ -25758,36 +25641,26 @@
           <w:rFonts w:ascii="Times New Roman" w:cs="Times New Roman" w:eastAsia="Times New Roman" w:hAnsi="Times New Roman"/>
           <w:sz w:val="16"/>
           <w:szCs w:val="16"/>
-          <w:highlight w:val="yellow"/>
-          <w:highlightCs w:val="yellow"/>
-        </w:rPr>
-        <w:t xml:space="preserve">Authors</w:t>
-      </w:r>
-      <w:r>
-        <w:rPr>
-          <w:rFonts w:ascii="Times New Roman" w:cs="Times New Roman" w:eastAsia="Times New Roman" w:hAnsi="Times New Roman"/>
+        </w:rPr>
+        <w:t xml:space="preserve">C. Wang, Y. Qiao, H. Ma, S. Liu, Y. Zhang, W. Chen, R. Netravali, M. Kim, and G. H. Xu, “Canvas: Isolated and adaptive swapping for multi-applications on remote memory,” in </w:t>
+      </w:r>
+      <w:r>
+        <w:rPr>
+          <w:rFonts w:ascii="Times New Roman" w:cs="Times New Roman" w:eastAsia="Times New Roman" w:hAnsi="Times New Roman"/>
+          <w:i/>
+          <w:iCs/>
           <w:sz w:val="16"/>
           <w:szCs w:val="16"/>
         </w:rPr>
-        <w:t xml:space="preserve">, “Tyche: Prefetcher for indirect memory accesses,” </w:t>
+        <w:t xml:space="preserve">Proc. USENIX Symp. Netw. Syst. Des. Implement. (NSDI)</w:t>
       </w:r>
       <w:r>
         <w:rPr>
           <w:rFonts w:ascii="Times New Roman" w:cs="Times New Roman" w:eastAsia="Times New Roman" w:hAnsi="Times New Roman"/>
           <w:sz w:val="16"/>
           <w:szCs w:val="16"/>
-          <w:highlight w:val="yellow"/>
-          <w:highlightCs w:val="yellow"/>
-        </w:rPr>
-        <w:t xml:space="preserve">venue</w:t>
-      </w:r>
-      <w:r>
-        <w:rPr>
-          <w:rFonts w:ascii="Times New Roman" w:cs="Times New Roman" w:eastAsia="Times New Roman" w:hAnsi="Times New Roman"/>
-          <w:sz w:val="16"/>
-          <w:szCs w:val="16"/>
-        </w:rPr>
-        <w:t xml:space="preserve">, 2024.</w:t>
+        </w:rPr>
+        <w:t xml:space="preserve">, 2023, pp. 161–179.</w:t>
       </w:r>
     </w:p>
     <w:p>
@@ -25812,36 +25685,26 @@
           <w:rFonts w:ascii="Times New Roman" w:cs="Times New Roman" w:eastAsia="Times New Roman" w:hAnsi="Times New Roman"/>
           <w:sz w:val="16"/>
           <w:szCs w:val="16"/>
-          <w:highlight w:val="yellow"/>
-          <w:highlightCs w:val="yellow"/>
-        </w:rPr>
-        <w:t xml:space="preserve">Authors</w:t>
-      </w:r>
-      <w:r>
-        <w:rPr>
-          <w:rFonts w:ascii="Times New Roman" w:cs="Times New Roman" w:eastAsia="Times New Roman" w:hAnsi="Times New Roman"/>
+        </w:rPr>
+        <w:t xml:space="preserve">I. U. Akgun, A. S. Aydin, A. Burford, M. McNeill, M. Arkhangelskiy, and E. Zadok, “Improving storage systems using machine learning,” </w:t>
+      </w:r>
+      <w:r>
+        <w:rPr>
+          <w:rFonts w:ascii="Times New Roman" w:cs="Times New Roman" w:eastAsia="Times New Roman" w:hAnsi="Times New Roman"/>
+          <w:i/>
+          <w:iCs/>
           <w:sz w:val="16"/>
           <w:szCs w:val="16"/>
         </w:rPr>
-        <w:t xml:space="preserve">, “Prefetching indexing scheme for in-memory databases,” </w:t>
+        <w:t xml:space="preserve">ACM Trans. Storage</w:t>
       </w:r>
       <w:r>
         <w:rPr>
           <w:rFonts w:ascii="Times New Roman" w:cs="Times New Roman" w:eastAsia="Times New Roman" w:hAnsi="Times New Roman"/>
           <w:sz w:val="16"/>
           <w:szCs w:val="16"/>
-          <w:highlight w:val="yellow"/>
-          <w:highlightCs w:val="yellow"/>
-        </w:rPr>
-        <w:t xml:space="preserve">venue</w:t>
-      </w:r>
-      <w:r>
-        <w:rPr>
-          <w:rFonts w:ascii="Times New Roman" w:cs="Times New Roman" w:eastAsia="Times New Roman" w:hAnsi="Times New Roman"/>
-          <w:sz w:val="16"/>
-          <w:szCs w:val="16"/>
-        </w:rPr>
-        <w:t xml:space="preserve">, 2024.</w:t>
+        </w:rPr>
+        <w:t xml:space="preserve">, vol. 19, no. 1, Art. no. 9, 2023, doi: 10.1145/3568429.</w:t>
       </w:r>
     </w:p>
     <w:p>
@@ -25866,36 +25729,26 @@
           <w:rFonts w:ascii="Times New Roman" w:cs="Times New Roman" w:eastAsia="Times New Roman" w:hAnsi="Times New Roman"/>
           <w:sz w:val="16"/>
           <w:szCs w:val="16"/>
-          <w:highlight w:val="yellow"/>
-          <w:highlightCs w:val="yellow"/>
-        </w:rPr>
-        <w:t xml:space="preserve">Authors</w:t>
-      </w:r>
-      <w:r>
-        <w:rPr>
-          <w:rFonts w:ascii="Times New Roman" w:cs="Times New Roman" w:eastAsia="Times New Roman" w:hAnsi="Times New Roman"/>
+        </w:rPr>
+        <w:t xml:space="preserve">S. Garg, J. Zhang, R. Pitchumani, M. Parashar, B. Xie, and S. Kannan, “CrossPrefetch: Accelerating I/O prefetching for modern storage,” in </w:t>
+      </w:r>
+      <w:r>
+        <w:rPr>
+          <w:rFonts w:ascii="Times New Roman" w:cs="Times New Roman" w:eastAsia="Times New Roman" w:hAnsi="Times New Roman"/>
+          <w:i/>
+          <w:iCs/>
           <w:sz w:val="16"/>
           <w:szCs w:val="16"/>
         </w:rPr>
-        <w:t xml:space="preserve">, “EXTMEM: Application-aware virtual memory,” </w:t>
+        <w:t xml:space="preserve">Proc. ACM Int. Conf. Archit. Support Program. Lang. Oper. Syst. (ASPLOS)</w:t>
       </w:r>
       <w:r>
         <w:rPr>
           <w:rFonts w:ascii="Times New Roman" w:cs="Times New Roman" w:eastAsia="Times New Roman" w:hAnsi="Times New Roman"/>
           <w:sz w:val="16"/>
           <w:szCs w:val="16"/>
-          <w:highlight w:val="yellow"/>
-          <w:highlightCs w:val="yellow"/>
-        </w:rPr>
-        <w:t xml:space="preserve">venue</w:t>
-      </w:r>
-      <w:r>
-        <w:rPr>
-          <w:rFonts w:ascii="Times New Roman" w:cs="Times New Roman" w:eastAsia="Times New Roman" w:hAnsi="Times New Roman"/>
-          <w:sz w:val="16"/>
-          <w:szCs w:val="16"/>
-        </w:rPr>
-        <w:t xml:space="preserve">, 2024.</w:t>
+        </w:rPr>
+        <w:t xml:space="preserve">, 2024, pp. 102–116, doi: 10.1145/3617232.3624872.</w:t>
       </w:r>
     </w:p>
     <w:p>
@@ -25920,10 +25773,9 @@
           <w:rFonts w:ascii="Times New Roman" w:cs="Times New Roman" w:eastAsia="Times New Roman" w:hAnsi="Times New Roman"/>
           <w:sz w:val="16"/>
           <w:szCs w:val="16"/>
-          <w:highlight w:val="yellow"/>
           <w:highlightCs w:val="yellow"/>
         </w:rPr>
-        <w:t xml:space="preserve">Authors</w:t>
+        <w:t xml:space="preserve">J. Yi, X. Wang, and P. Jin, “Workload-aware buffer prefetching for database systems,” </w:t>
       </w:r>
       <w:r>
         <w:rPr>
@@ -25931,17 +25783,16 @@
           <w:sz w:val="16"/>
           <w:szCs w:val="16"/>
         </w:rPr>
-        <w:t xml:space="preserve">, “RPG2: Profile-guided runtime prefetch generation,” </w:t>
-      </w:r>
-      <w:r>
-        <w:rPr>
-          <w:rFonts w:ascii="Times New Roman" w:cs="Times New Roman" w:eastAsia="Times New Roman" w:hAnsi="Times New Roman"/>
+      </w:r>
+      <w:r>
+        <w:rPr>
+          <w:rFonts w:ascii="Times New Roman" w:cs="Times New Roman" w:eastAsia="Times New Roman" w:hAnsi="Times New Roman"/>
+          <w:i/>
           <w:sz w:val="16"/>
           <w:szCs w:val="16"/>
-          <w:highlight w:val="yellow"/>
           <w:highlightCs w:val="yellow"/>
         </w:rPr>
-        <w:t xml:space="preserve">venue</w:t>
+        <w:t>Data Sci. Eng.</w:t>
       </w:r>
       <w:r>
         <w:rPr>
@@ -25949,7 +25800,7 @@
           <w:sz w:val="16"/>
           <w:szCs w:val="16"/>
         </w:rPr>
-        <w:t xml:space="preserve">, 2024.</w:t>
+        <w:t>, 2026, doi: 10.1007/s41019-025-00342-6.</w:t>
       </w:r>
     </w:p>
     <w:p>
@@ -25974,26 +25825,34 @@
           <w:rFonts w:ascii="Times New Roman" w:cs="Times New Roman" w:eastAsia="Times New Roman" w:hAnsi="Times New Roman"/>
           <w:sz w:val="16"/>
           <w:szCs w:val="16"/>
-        </w:rPr>
-        <w:t xml:space="preserve">J. L. Henning, “SPEC CPU2006 benchmark descriptions,” </w:t>
-      </w:r>
-      <w:r>
-        <w:rPr>
-          <w:rFonts w:ascii="Times New Roman" w:cs="Times New Roman" w:eastAsia="Times New Roman" w:hAnsi="Times New Roman"/>
-          <w:i/>
-          <w:iCs/>
+          <w:highlightCs w:val="yellow"/>
+        </w:rPr>
+        <w:t xml:space="preserve">H. Kim, “Learning-based page replacement scheme for efficient I/O processing,” </w:t>
+      </w:r>
+      <w:r>
+        <w:rPr>
+          <w:rFonts w:ascii="Times New Roman" w:cs="Times New Roman" w:eastAsia="Times New Roman" w:hAnsi="Times New Roman"/>
           <w:sz w:val="16"/>
           <w:szCs w:val="16"/>
         </w:rPr>
-        <w:t xml:space="preserve">ACM SIGARCH Comput. Archit. News</w:t>
-      </w:r>
-      <w:r>
-        <w:rPr>
-          <w:rFonts w:ascii="Times New Roman" w:cs="Times New Roman" w:eastAsia="Times New Roman" w:hAnsi="Times New Roman"/>
+      </w:r>
+      <w:r>
+        <w:rPr>
+          <w:rFonts w:ascii="Times New Roman" w:cs="Times New Roman" w:eastAsia="Times New Roman" w:hAnsi="Times New Roman"/>
+          <w:i/>
           <w:sz w:val="16"/>
           <w:szCs w:val="16"/>
-        </w:rPr>
-        <w:t xml:space="preserve">, vol. 34, no. 4, pp. 1–17, 2006.</w:t>
+          <w:highlightCs w:val="yellow"/>
+        </w:rPr>
+        <w:t>Sci. Rep.</w:t>
+      </w:r>
+      <w:r>
+        <w:rPr>
+          <w:rFonts w:ascii="Times New Roman" w:cs="Times New Roman" w:eastAsia="Times New Roman" w:hAnsi="Times New Roman"/>
+          <w:sz w:val="16"/>
+          <w:szCs w:val="16"/>
+        </w:rPr>
+        <w:t>, vol. 15, Art. no. 4721, 2025.</w:t>
       </w:r>
     </w:p>
     <w:p>
@@ -26018,8 +25877,34 @@
           <w:rFonts w:ascii="Times New Roman" w:cs="Times New Roman" w:eastAsia="Times New Roman" w:hAnsi="Times New Roman"/>
           <w:sz w:val="16"/>
           <w:szCs w:val="16"/>
-        </w:rPr>
-        <w:t xml:space="preserve">S. Beamer, K. Asanović, and D. Patterson, “The GAP benchmark suite,” arXiv:1508.03619, 2015.</w:t>
+          <w:highlightCs w:val="yellow"/>
+        </w:rPr>
+        <w:t xml:space="preserve">G. Vavouliotis, M. Torrents, B. Grot, K. Kalaitzidis, L. Peled, and M. Casas, “To cross, or not to cross pages for prefetching?,” in </w:t>
+      </w:r>
+      <w:r>
+        <w:rPr>
+          <w:rFonts w:ascii="Times New Roman" w:cs="Times New Roman" w:eastAsia="Times New Roman" w:hAnsi="Times New Roman"/>
+          <w:sz w:val="16"/>
+          <w:szCs w:val="16"/>
+        </w:rPr>
+      </w:r>
+      <w:r>
+        <w:rPr>
+          <w:rFonts w:ascii="Times New Roman" w:cs="Times New Roman" w:eastAsia="Times New Roman" w:hAnsi="Times New Roman"/>
+          <w:i/>
+          <w:sz w:val="16"/>
+          <w:szCs w:val="16"/>
+          <w:highlightCs w:val="yellow"/>
+        </w:rPr>
+        <w:t>Proc. IEEE Int. Symp. High-Perform. Comput. Archit. (HPCA)</w:t>
+      </w:r>
+      <w:r>
+        <w:rPr>
+          <w:rFonts w:ascii="Times New Roman" w:cs="Times New Roman" w:eastAsia="Times New Roman" w:hAnsi="Times New Roman"/>
+          <w:sz w:val="16"/>
+          <w:szCs w:val="16"/>
+        </w:rPr>
+        <w:t>, 2025, pp. 188–203, doi: 10.1109/HPCA61900.2025.00025.</w:t>
       </w:r>
     </w:p>
     <w:p>
@@ -26044,8 +25929,794 @@
           <w:rFonts w:ascii="Times New Roman" w:cs="Times New Roman" w:eastAsia="Times New Roman" w:hAnsi="Times New Roman"/>
           <w:sz w:val="16"/>
           <w:szCs w:val="16"/>
+          <w:highlightCs w:val="yellow"/>
+        </w:rPr>
+        <w:t xml:space="preserve">J. Rhee, I. Choi, G. Koo, Y. Oh, and M. K. Yoon, “Beyond VABlock: Improving transformer workloads through aggressive prefetching,” </w:t>
+      </w:r>
+      <w:r>
+        <w:rPr>
+          <w:rFonts w:ascii="Times New Roman" w:cs="Times New Roman" w:eastAsia="Times New Roman" w:hAnsi="Times New Roman"/>
+          <w:sz w:val="16"/>
+          <w:szCs w:val="16"/>
+        </w:rPr>
+      </w:r>
+      <w:r>
+        <w:rPr>
+          <w:rFonts w:ascii="Times New Roman" w:cs="Times New Roman" w:eastAsia="Times New Roman" w:hAnsi="Times New Roman"/>
+          <w:i/>
+          <w:sz w:val="16"/>
+          <w:szCs w:val="16"/>
+          <w:highlightCs w:val="yellow"/>
+        </w:rPr>
+        <w:t>J. Syst. Archit.</w:t>
+      </w:r>
+      <w:r>
+        <w:rPr>
+          <w:rFonts w:ascii="Times New Roman" w:cs="Times New Roman" w:eastAsia="Times New Roman" w:hAnsi="Times New Roman"/>
+          <w:sz w:val="16"/>
+          <w:szCs w:val="16"/>
+        </w:rPr>
+        <w:t>, 2025.</w:t>
+      </w:r>
+    </w:p>
+    <w:p>
+      <w:pPr>
+        <w:tabs>
+          <w:tab w:val="left" w:pos="360"/>
+        </w:tabs>
+        <w:spacing w:after="20"/>
+        <w:ind w:left="360" w:hanging="360"/>
+        <w:jc w:val="both"/>
+      </w:pPr>
+      <w:r>
+        <w:rPr>
+          <w:rFonts w:ascii="Times New Roman" w:cs="Times New Roman" w:eastAsia="Times New Roman" w:hAnsi="Times New Roman"/>
+          <w:sz w:val="16"/>
+          <w:szCs w:val="16"/>
+        </w:rPr>
+        <w:t xml:space="preserve">[21]	</w:t>
+      </w:r>
+      <w:r>
+        <w:rPr>
+          <w:rFonts w:ascii="Times New Roman" w:cs="Times New Roman" w:eastAsia="Times New Roman" w:hAnsi="Times New Roman"/>
+          <w:sz w:val="16"/>
+          <w:szCs w:val="16"/>
+          <w:highlightCs w:val="yellow"/>
+        </w:rPr>
+        <w:t xml:space="preserve">P. Zhang, R. Kannan, A. V. Nori, and V. K. Prasanna, “Accelerating graph analytics using attention-based data prefetcher,” </w:t>
+      </w:r>
+      <w:r>
+        <w:rPr>
+          <w:rFonts w:ascii="Times New Roman" w:cs="Times New Roman" w:eastAsia="Times New Roman" w:hAnsi="Times New Roman"/>
+          <w:sz w:val="16"/>
+          <w:szCs w:val="16"/>
+        </w:rPr>
+      </w:r>
+      <w:r>
+        <w:rPr>
+          <w:rFonts w:ascii="Times New Roman" w:cs="Times New Roman" w:eastAsia="Times New Roman" w:hAnsi="Times New Roman"/>
+          <w:i/>
+          <w:sz w:val="16"/>
+          <w:szCs w:val="16"/>
+          <w:highlightCs w:val="yellow"/>
+        </w:rPr>
+        <w:t>SN Comput. Sci.</w:t>
+      </w:r>
+      <w:r>
+        <w:rPr>
+          <w:rFonts w:ascii="Times New Roman" w:cs="Times New Roman" w:eastAsia="Times New Roman" w:hAnsi="Times New Roman"/>
+          <w:sz w:val="16"/>
+          <w:szCs w:val="16"/>
+        </w:rPr>
+        <w:t>, vol. 5, no. 5, Art. no. 646, 2024.</w:t>
+      </w:r>
+    </w:p>
+    <w:p>
+      <w:pPr>
+        <w:tabs>
+          <w:tab w:val="left" w:pos="360"/>
+        </w:tabs>
+        <w:spacing w:after="20"/>
+        <w:ind w:left="360" w:hanging="360"/>
+        <w:jc w:val="both"/>
+      </w:pPr>
+      <w:r>
+        <w:rPr>
+          <w:rFonts w:ascii="Times New Roman" w:cs="Times New Roman" w:eastAsia="Times New Roman" w:hAnsi="Times New Roman"/>
+          <w:sz w:val="16"/>
+          <w:szCs w:val="16"/>
+        </w:rPr>
+        <w:t xml:space="preserve">[22]	</w:t>
+      </w:r>
+      <w:r>
+        <w:rPr>
+          <w:rFonts w:ascii="Times New Roman" w:cs="Times New Roman" w:eastAsia="Times New Roman" w:hAnsi="Times New Roman"/>
+          <w:sz w:val="16"/>
+          <w:szCs w:val="16"/>
+          <w:highlightCs w:val="yellow"/>
+        </w:rPr>
+        <w:t xml:space="preserve">E. S. Alcorta, M. Madhav, R. Afoakwa, S. Tetrick, N. J. Yadwadkar, and A. Gerstlauer, “Characterizing machine learning-based runtime prefetcher selection,” </w:t>
+      </w:r>
+      <w:r>
+        <w:rPr>
+          <w:rFonts w:ascii="Times New Roman" w:cs="Times New Roman" w:eastAsia="Times New Roman" w:hAnsi="Times New Roman"/>
+          <w:sz w:val="16"/>
+          <w:szCs w:val="16"/>
+        </w:rPr>
+      </w:r>
+      <w:r>
+        <w:rPr>
+          <w:rFonts w:ascii="Times New Roman" w:cs="Times New Roman" w:eastAsia="Times New Roman" w:hAnsi="Times New Roman"/>
+          <w:i/>
+          <w:sz w:val="16"/>
+          <w:szCs w:val="16"/>
+          <w:highlightCs w:val="yellow"/>
+        </w:rPr>
+        <w:t>IEEE Comput. Archit. Lett.</w:t>
+      </w:r>
+      <w:r>
+        <w:rPr>
+          <w:rFonts w:ascii="Times New Roman" w:cs="Times New Roman" w:eastAsia="Times New Roman" w:hAnsi="Times New Roman"/>
+          <w:sz w:val="16"/>
+          <w:szCs w:val="16"/>
+        </w:rPr>
+        <w:t>, vol. 23, no. 2, pp. 146–149, 2024, doi: 10.1109/LCA.2024.3404887.</w:t>
+      </w:r>
+    </w:p>
+    <w:p>
+      <w:pPr>
+        <w:tabs>
+          <w:tab w:val="left" w:pos="360"/>
+        </w:tabs>
+        <w:spacing w:after="20"/>
+        <w:ind w:left="360" w:hanging="360"/>
+        <w:jc w:val="both"/>
+      </w:pPr>
+      <w:r>
+        <w:rPr>
+          <w:rFonts w:ascii="Times New Roman" w:cs="Times New Roman" w:eastAsia="Times New Roman" w:hAnsi="Times New Roman"/>
+          <w:sz w:val="16"/>
+          <w:szCs w:val="16"/>
+        </w:rPr>
+        <w:t xml:space="preserve">[23]	</w:t>
+      </w:r>
+      <w:r>
+        <w:rPr>
+          <w:rFonts w:ascii="Times New Roman" w:cs="Times New Roman" w:eastAsia="Times New Roman" w:hAnsi="Times New Roman"/>
+          <w:sz w:val="16"/>
+          <w:szCs w:val="16"/>
+          <w:highlightCs w:val="yellow"/>
+        </w:rPr>
+        <w:t xml:space="preserve">F. Xue et al., “Tyche: An efficient and general prefetcher for indirect memory accesses,” </w:t>
+      </w:r>
+      <w:r>
+        <w:rPr>
+          <w:rFonts w:ascii="Times New Roman" w:cs="Times New Roman" w:eastAsia="Times New Roman" w:hAnsi="Times New Roman"/>
+          <w:sz w:val="16"/>
+          <w:szCs w:val="16"/>
+        </w:rPr>
+      </w:r>
+      <w:r>
+        <w:rPr>
+          <w:rFonts w:ascii="Times New Roman" w:cs="Times New Roman" w:eastAsia="Times New Roman" w:hAnsi="Times New Roman"/>
+          <w:i/>
+          <w:sz w:val="16"/>
+          <w:szCs w:val="16"/>
+          <w:highlightCs w:val="yellow"/>
+        </w:rPr>
+        <w:t>ACM Trans. Archit. Code Optim.</w:t>
+      </w:r>
+      <w:r>
+        <w:rPr>
+          <w:rFonts w:ascii="Times New Roman" w:cs="Times New Roman" w:eastAsia="Times New Roman" w:hAnsi="Times New Roman"/>
+          <w:sz w:val="16"/>
+          <w:szCs w:val="16"/>
+        </w:rPr>
+        <w:t>, vol. 21, no. 2, 2024, doi: 10.1145/3641853.</w:t>
+      </w:r>
+    </w:p>
+    <w:p>
+      <w:pPr>
+        <w:tabs>
+          <w:tab w:val="left" w:pos="360"/>
+        </w:tabs>
+        <w:spacing w:after="20"/>
+        <w:ind w:left="360" w:hanging="360"/>
+        <w:jc w:val="both"/>
+      </w:pPr>
+      <w:r>
+        <w:rPr>
+          <w:rFonts w:ascii="Times New Roman" w:cs="Times New Roman" w:eastAsia="Times New Roman" w:hAnsi="Times New Roman"/>
+          <w:sz w:val="16"/>
+          <w:szCs w:val="16"/>
+        </w:rPr>
+        <w:t xml:space="preserve">[24]	</w:t>
+      </w:r>
+      <w:r>
+        <w:rPr>
+          <w:rFonts w:ascii="Times New Roman" w:cs="Times New Roman" w:eastAsia="Times New Roman" w:hAnsi="Times New Roman"/>
+          <w:sz w:val="16"/>
+          <w:szCs w:val="16"/>
+          <w:highlightCs w:val="yellow"/>
+        </w:rPr>
+        <w:t xml:space="preserve">Q. Zhang, H. Song, K. Zhou, J. Wei, and C. Xiao, “A prefetching indexing scheme for in-memory database systems,” </w:t>
+      </w:r>
+      <w:r>
+        <w:rPr>
+          <w:rFonts w:ascii="Times New Roman" w:cs="Times New Roman" w:eastAsia="Times New Roman" w:hAnsi="Times New Roman"/>
+          <w:sz w:val="16"/>
+          <w:szCs w:val="16"/>
+        </w:rPr>
+      </w:r>
+      <w:r>
+        <w:rPr>
+          <w:rFonts w:ascii="Times New Roman" w:cs="Times New Roman" w:eastAsia="Times New Roman" w:hAnsi="Times New Roman"/>
+          <w:i/>
+          <w:sz w:val="16"/>
+          <w:szCs w:val="16"/>
+          <w:highlightCs w:val="yellow"/>
+        </w:rPr>
+        <w:t>Future Gener. Comput. Syst.</w:t>
+      </w:r>
+      <w:r>
+        <w:rPr>
+          <w:rFonts w:ascii="Times New Roman" w:cs="Times New Roman" w:eastAsia="Times New Roman" w:hAnsi="Times New Roman"/>
+          <w:sz w:val="16"/>
+          <w:szCs w:val="16"/>
+        </w:rPr>
+        <w:t>, vol. 156, pp. 179–190, 2024, doi: 10.1016/j.future.2024.03.012.</w:t>
+      </w:r>
+    </w:p>
+    <w:p>
+      <w:pPr>
+        <w:tabs>
+          <w:tab w:val="left" w:pos="360"/>
+        </w:tabs>
+        <w:spacing w:after="20"/>
+        <w:ind w:left="360" w:hanging="360"/>
+        <w:jc w:val="both"/>
+      </w:pPr>
+      <w:r>
+        <w:rPr>
+          <w:rFonts w:ascii="Times New Roman" w:cs="Times New Roman" w:eastAsia="Times New Roman" w:hAnsi="Times New Roman"/>
+          <w:sz w:val="16"/>
+          <w:szCs w:val="16"/>
+        </w:rPr>
+        <w:t xml:space="preserve">[25]	</w:t>
+      </w:r>
+      <w:r>
+        <w:rPr>
+          <w:rFonts w:ascii="Times New Roman" w:cs="Times New Roman" w:eastAsia="Times New Roman" w:hAnsi="Times New Roman"/>
+          <w:sz w:val="16"/>
+          <w:szCs w:val="16"/>
+          <w:highlightCs w:val="yellow"/>
+        </w:rPr>
+        <w:t xml:space="preserve">S. Jalalian, S. Patel, M. Rezaei Hajidehi, M. Seltzer, and A. Fedorova, “ExtMem: Enabling application-aware virtual memory management for data-intensive applications,” in </w:t>
+      </w:r>
+      <w:r>
+        <w:rPr>
+          <w:rFonts w:ascii="Times New Roman" w:cs="Times New Roman" w:eastAsia="Times New Roman" w:hAnsi="Times New Roman"/>
+          <w:sz w:val="16"/>
+          <w:szCs w:val="16"/>
+        </w:rPr>
+      </w:r>
+      <w:r>
+        <w:rPr>
+          <w:rFonts w:ascii="Times New Roman" w:cs="Times New Roman" w:eastAsia="Times New Roman" w:hAnsi="Times New Roman"/>
+          <w:i/>
+          <w:sz w:val="16"/>
+          <w:szCs w:val="16"/>
+          <w:highlightCs w:val="yellow"/>
+        </w:rPr>
+        <w:t>Proc. USENIX Annu. Tech. Conf. (ATC)</w:t>
+      </w:r>
+      <w:r>
+        <w:rPr>
+          <w:rFonts w:ascii="Times New Roman" w:cs="Times New Roman" w:eastAsia="Times New Roman" w:hAnsi="Times New Roman"/>
+          <w:sz w:val="16"/>
+          <w:szCs w:val="16"/>
+        </w:rPr>
+        <w:t>, 2024, pp. 397–408.</w:t>
+      </w:r>
+    </w:p>
+    <w:p>
+      <w:pPr>
+        <w:tabs>
+          <w:tab w:val="left" w:pos="360"/>
+        </w:tabs>
+        <w:spacing w:after="20"/>
+        <w:ind w:left="360" w:hanging="360"/>
+        <w:jc w:val="both"/>
+      </w:pPr>
+      <w:r>
+        <w:rPr>
+          <w:rFonts w:ascii="Times New Roman" w:cs="Times New Roman" w:eastAsia="Times New Roman" w:hAnsi="Times New Roman"/>
+          <w:sz w:val="16"/>
+          <w:szCs w:val="16"/>
+        </w:rPr>
+        <w:t xml:space="preserve">[26]	</w:t>
+      </w:r>
+      <w:r>
+        <w:rPr>
+          <w:rFonts w:ascii="Times New Roman" w:cs="Times New Roman" w:eastAsia="Times New Roman" w:hAnsi="Times New Roman"/>
+          <w:sz w:val="16"/>
+          <w:szCs w:val="16"/>
+          <w:highlightCs w:val="yellow"/>
+        </w:rPr>
+        <w:t xml:space="preserve">Y. Zhang, N. Sobotka, S. Park, S. Jamilan, T. A. Khan, B. Kasikci, G. A. Pokam, H. Litz, and J. Devietti, “RPG2: Robust profile-guided runtime prefetch generation,” in </w:t>
+      </w:r>
+      <w:r>
+        <w:rPr>
+          <w:rFonts w:ascii="Times New Roman" w:cs="Times New Roman" w:eastAsia="Times New Roman" w:hAnsi="Times New Roman"/>
+          <w:sz w:val="16"/>
+          <w:szCs w:val="16"/>
+        </w:rPr>
+      </w:r>
+      <w:r>
+        <w:rPr>
+          <w:rFonts w:ascii="Times New Roman" w:cs="Times New Roman" w:eastAsia="Times New Roman" w:hAnsi="Times New Roman"/>
+          <w:i/>
+          <w:sz w:val="16"/>
+          <w:szCs w:val="16"/>
+          <w:highlightCs w:val="yellow"/>
+        </w:rPr>
+        <w:t>Proc. ACM Int. Conf. Archit. Support Program. Lang. Oper. Syst. (ASPLOS)</w:t>
+      </w:r>
+      <w:r>
+        <w:rPr>
+          <w:rFonts w:ascii="Times New Roman" w:cs="Times New Roman" w:eastAsia="Times New Roman" w:hAnsi="Times New Roman"/>
+          <w:sz w:val="16"/>
+          <w:szCs w:val="16"/>
+        </w:rPr>
+        <w:t>, 2024.</w:t>
+      </w:r>
+    </w:p>
+    <w:p>
+      <w:pPr>
+        <w:tabs>
+          <w:tab w:val="left" w:pos="360"/>
+        </w:tabs>
+        <w:spacing w:after="20"/>
+        <w:ind w:left="360" w:hanging="360"/>
+        <w:jc w:val="both"/>
+      </w:pPr>
+      <w:r>
+        <w:rPr>
+          <w:rFonts w:ascii="Times New Roman" w:cs="Times New Roman" w:eastAsia="Times New Roman" w:hAnsi="Times New Roman"/>
+          <w:sz w:val="16"/>
+          <w:szCs w:val="16"/>
+        </w:rPr>
+        <w:t xml:space="preserve">[27]	</w:t>
+      </w:r>
+      <w:r>
+        <w:rPr>
+          <w:rFonts w:ascii="Times New Roman" w:cs="Times New Roman" w:eastAsia="Times New Roman" w:hAnsi="Times New Roman"/>
+          <w:sz w:val="16"/>
+          <w:szCs w:val="16"/>
+        </w:rPr>
+        <w:t xml:space="preserve">Python Software Foundation, “Python programming language.” [Online]. Available: https://www.python.org</w:t>
+      </w:r>
+      <w:r>
+        <w:rPr>
+          <w:rFonts w:ascii="Times New Roman" w:cs="Times New Roman" w:eastAsia="Times New Roman" w:hAnsi="Times New Roman"/>
+          <w:i/>
+          <w:iCs/>
+          <w:sz w:val="16"/>
+          <w:szCs w:val="16"/>
+        </w:rPr>
+        <w:t xml:space="preserve"/>
+      </w:r>
+      <w:r>
+        <w:rPr>
+          <w:rFonts w:ascii="Times New Roman" w:cs="Times New Roman" w:eastAsia="Times New Roman" w:hAnsi="Times New Roman"/>
+          <w:sz w:val="16"/>
+          <w:szCs w:val="16"/>
+        </w:rPr>
+        <w:t xml:space="preserve"/>
+      </w:r>
+    </w:p>
+    <w:p>
+      <w:pPr>
+        <w:tabs>
+          <w:tab w:val="left" w:pos="360"/>
+        </w:tabs>
+        <w:spacing w:after="20"/>
+        <w:ind w:left="360" w:hanging="360"/>
+        <w:jc w:val="both"/>
+      </w:pPr>
+      <w:r>
+        <w:rPr>
+          <w:rFonts w:ascii="Times New Roman" w:cs="Times New Roman" w:eastAsia="Times New Roman" w:hAnsi="Times New Roman"/>
+          <w:sz w:val="16"/>
+          <w:szCs w:val="16"/>
+        </w:rPr>
+        <w:t xml:space="preserve">[28]	</w:t>
+      </w:r>
+      <w:r>
+        <w:rPr>
+          <w:rFonts w:ascii="Times New Roman" w:cs="Times New Roman" w:eastAsia="Times New Roman" w:hAnsi="Times New Roman"/>
+          <w:sz w:val="16"/>
+          <w:szCs w:val="16"/>
+        </w:rPr>
+        <w:t xml:space="preserve">Google, “Colaboratory.” [Online]. Available: https://colab.research.google.com</w:t>
+      </w:r>
+      <w:r>
+        <w:rPr>
+          <w:rFonts w:ascii="Times New Roman" w:cs="Times New Roman" w:eastAsia="Times New Roman" w:hAnsi="Times New Roman"/>
+          <w:i/>
+          <w:iCs/>
+          <w:sz w:val="16"/>
+          <w:szCs w:val="16"/>
+        </w:rPr>
+        <w:t xml:space="preserve"/>
+      </w:r>
+      <w:r>
+        <w:rPr>
+          <w:rFonts w:ascii="Times New Roman" w:cs="Times New Roman" w:eastAsia="Times New Roman" w:hAnsi="Times New Roman"/>
+          <w:sz w:val="16"/>
+          <w:szCs w:val="16"/>
+        </w:rPr>
+        <w:t xml:space="preserve"/>
+      </w:r>
+    </w:p>
+    <w:p>
+      <w:pPr>
+        <w:tabs>
+          <w:tab w:val="left" w:pos="360"/>
+        </w:tabs>
+        <w:spacing w:after="20"/>
+        <w:ind w:left="360" w:hanging="360"/>
+        <w:jc w:val="both"/>
+      </w:pPr>
+      <w:r>
+        <w:rPr>
+          <w:rFonts w:ascii="Times New Roman" w:cs="Times New Roman" w:eastAsia="Times New Roman" w:hAnsi="Times New Roman"/>
+          <w:sz w:val="16"/>
+          <w:szCs w:val="16"/>
+        </w:rPr>
+        <w:t xml:space="preserve">[29]	</w:t>
+      </w:r>
+      <w:r>
+        <w:rPr>
+          <w:rFonts w:ascii="Times New Roman" w:cs="Times New Roman" w:eastAsia="Times New Roman" w:hAnsi="Times New Roman"/>
+          <w:sz w:val="16"/>
+          <w:szCs w:val="16"/>
+        </w:rPr>
+        <w:t xml:space="preserve">C. R. Harris et al., “Array programming with NumPy,” </w:t>
+      </w:r>
+      <w:r>
+        <w:rPr>
+          <w:rFonts w:ascii="Times New Roman" w:cs="Times New Roman" w:eastAsia="Times New Roman" w:hAnsi="Times New Roman"/>
+          <w:i/>
+          <w:iCs/>
+          <w:sz w:val="16"/>
+          <w:szCs w:val="16"/>
+        </w:rPr>
+        <w:t xml:space="preserve">Nature</w:t>
+      </w:r>
+      <w:r>
+        <w:rPr>
+          <w:rFonts w:ascii="Times New Roman" w:cs="Times New Roman" w:eastAsia="Times New Roman" w:hAnsi="Times New Roman"/>
+          <w:sz w:val="16"/>
+          <w:szCs w:val="16"/>
+        </w:rPr>
+        <w:t xml:space="preserve">, vol. 585, no. 7825, pp. 357–362, 2020.</w:t>
+      </w:r>
+    </w:p>
+    <w:p>
+      <w:pPr>
+        <w:tabs>
+          <w:tab w:val="left" w:pos="360"/>
+        </w:tabs>
+        <w:spacing w:after="20"/>
+        <w:ind w:left="360" w:hanging="360"/>
+        <w:jc w:val="both"/>
+      </w:pPr>
+      <w:r>
+        <w:rPr>
+          <w:rFonts w:ascii="Times New Roman" w:cs="Times New Roman" w:eastAsia="Times New Roman" w:hAnsi="Times New Roman"/>
+          <w:sz w:val="16"/>
+          <w:szCs w:val="16"/>
+        </w:rPr>
+        <w:t xml:space="preserve">[30]	</w:t>
+      </w:r>
+      <w:r>
+        <w:rPr>
+          <w:rFonts w:ascii="Times New Roman" w:cs="Times New Roman" w:eastAsia="Times New Roman" w:hAnsi="Times New Roman"/>
+          <w:sz w:val="16"/>
+          <w:szCs w:val="16"/>
+        </w:rPr>
+        <w:t xml:space="preserve">W. McKinney, “Data structures for statistical computing in Python,” in </w:t>
+      </w:r>
+      <w:r>
+        <w:rPr>
+          <w:rFonts w:ascii="Times New Roman" w:cs="Times New Roman" w:eastAsia="Times New Roman" w:hAnsi="Times New Roman"/>
+          <w:i/>
+          <w:iCs/>
+          <w:sz w:val="16"/>
+          <w:szCs w:val="16"/>
+        </w:rPr>
+        <w:t xml:space="preserve">Proc. 9th Python Sci. Conf. (SciPy)</w:t>
+      </w:r>
+      <w:r>
+        <w:rPr>
+          <w:rFonts w:ascii="Times New Roman" w:cs="Times New Roman" w:eastAsia="Times New Roman" w:hAnsi="Times New Roman"/>
+          <w:sz w:val="16"/>
+          <w:szCs w:val="16"/>
+        </w:rPr>
+        <w:t xml:space="preserve">, 2010, pp. 56–61.</w:t>
+      </w:r>
+    </w:p>
+    <w:p>
+      <w:pPr>
+        <w:tabs>
+          <w:tab w:val="left" w:pos="360"/>
+        </w:tabs>
+        <w:spacing w:after="20"/>
+        <w:ind w:left="360" w:hanging="360"/>
+        <w:jc w:val="both"/>
+      </w:pPr>
+      <w:r>
+        <w:rPr>
+          <w:rFonts w:ascii="Times New Roman" w:cs="Times New Roman" w:eastAsia="Times New Roman" w:hAnsi="Times New Roman"/>
+          <w:sz w:val="16"/>
+          <w:szCs w:val="16"/>
+        </w:rPr>
+        <w:t xml:space="preserve">[31]	</w:t>
+      </w:r>
+      <w:r>
+        <w:rPr>
+          <w:rFonts w:ascii="Times New Roman" w:cs="Times New Roman" w:eastAsia="Times New Roman" w:hAnsi="Times New Roman"/>
+          <w:sz w:val="16"/>
+          <w:szCs w:val="16"/>
+        </w:rPr>
+        <w:t xml:space="preserve">J. D. Hunter, “Matplotlib: A 2D graphics environment,” </w:t>
+      </w:r>
+      <w:r>
+        <w:rPr>
+          <w:rFonts w:ascii="Times New Roman" w:cs="Times New Roman" w:eastAsia="Times New Roman" w:hAnsi="Times New Roman"/>
+          <w:i/>
+          <w:iCs/>
+          <w:sz w:val="16"/>
+          <w:szCs w:val="16"/>
+        </w:rPr>
+        <w:t xml:space="preserve">Comput. Sci. Eng.</w:t>
+      </w:r>
+      <w:r>
+        <w:rPr>
+          <w:rFonts w:ascii="Times New Roman" w:cs="Times New Roman" w:eastAsia="Times New Roman" w:hAnsi="Times New Roman"/>
+          <w:sz w:val="16"/>
+          <w:szCs w:val="16"/>
+        </w:rPr>
+        <w:t xml:space="preserve">, vol. 9, no. 3, pp. 90–95, 2007.</w:t>
+      </w:r>
+    </w:p>
+    <w:p>
+      <w:pPr>
+        <w:tabs>
+          <w:tab w:val="left" w:pos="360"/>
+        </w:tabs>
+        <w:spacing w:after="20"/>
+        <w:ind w:left="360" w:hanging="360"/>
+        <w:jc w:val="both"/>
+      </w:pPr>
+      <w:r>
+        <w:rPr>
+          <w:rFonts w:ascii="Times New Roman" w:cs="Times New Roman" w:eastAsia="Times New Roman" w:hAnsi="Times New Roman"/>
+          <w:sz w:val="16"/>
+          <w:szCs w:val="16"/>
+        </w:rPr>
+        <w:t xml:space="preserve">[32]	</w:t>
+      </w:r>
+      <w:r>
+        <w:rPr>
+          <w:rFonts w:ascii="Times New Roman" w:cs="Times New Roman" w:eastAsia="Times New Roman" w:hAnsi="Times New Roman"/>
+          <w:sz w:val="16"/>
+          <w:szCs w:val="16"/>
+        </w:rPr>
+        <w:t xml:space="preserve">H. Krekel et al., “pytest.” [Online]. Available: https://pytest.org</w:t>
+      </w:r>
+      <w:r>
+        <w:rPr>
+          <w:rFonts w:ascii="Times New Roman" w:cs="Times New Roman" w:eastAsia="Times New Roman" w:hAnsi="Times New Roman"/>
+          <w:i/>
+          <w:iCs/>
+          <w:sz w:val="16"/>
+          <w:szCs w:val="16"/>
+        </w:rPr>
+        <w:t xml:space="preserve"/>
+      </w:r>
+      <w:r>
+        <w:rPr>
+          <w:rFonts w:ascii="Times New Roman" w:cs="Times New Roman" w:eastAsia="Times New Roman" w:hAnsi="Times New Roman"/>
+          <w:sz w:val="16"/>
+          <w:szCs w:val="16"/>
+        </w:rPr>
+        <w:t xml:space="preserve"/>
+      </w:r>
+    </w:p>
+    <w:p>
+      <w:pPr>
+        <w:tabs>
+          <w:tab w:val="left" w:pos="360"/>
+        </w:tabs>
+        <w:spacing w:after="20"/>
+        <w:ind w:left="360" w:hanging="360"/>
+        <w:jc w:val="both"/>
+      </w:pPr>
+      <w:r>
+        <w:rPr>
+          <w:rFonts w:ascii="Times New Roman" w:cs="Times New Roman" w:eastAsia="Times New Roman" w:hAnsi="Times New Roman"/>
+          <w:sz w:val="16"/>
+          <w:szCs w:val="16"/>
+        </w:rPr>
+        <w:t xml:space="preserve">[33]	</w:t>
+      </w:r>
+      <w:r>
+        <w:rPr>
+          <w:rFonts w:ascii="Times New Roman" w:cs="Times New Roman" w:eastAsia="Times New Roman" w:hAnsi="Times New Roman"/>
+          <w:sz w:val="16"/>
+          <w:szCs w:val="16"/>
         </w:rPr>
         <w:t xml:space="preserve">ML-Based Data Prefetching Competition, “LoadTraces.” [Online]. Available: https://github.com/Quangmire/ChampSim</w:t>
+      </w:r>
+    </w:p>
+    <w:p>
+      <w:pPr>
+        <w:tabs>
+          <w:tab w:val="left" w:pos="360"/>
+        </w:tabs>
+        <w:spacing w:after="20"/>
+        <w:ind w:left="360" w:hanging="360"/>
+        <w:jc w:val="both"/>
+      </w:pPr>
+      <w:r>
+        <w:rPr>
+          <w:rFonts w:ascii="Times New Roman" w:cs="Times New Roman" w:eastAsia="Times New Roman" w:hAnsi="Times New Roman"/>
+          <w:sz w:val="16"/>
+          <w:szCs w:val="16"/>
+        </w:rPr>
+        <w:t xml:space="preserve">[34]	</w:t>
+      </w:r>
+      <w:r>
+        <w:rPr>
+          <w:rFonts w:ascii="Times New Roman" w:cs="Times New Roman" w:eastAsia="Times New Roman" w:hAnsi="Times New Roman"/>
+          <w:sz w:val="16"/>
+          <w:szCs w:val="16"/>
+        </w:rPr>
+        <w:t xml:space="preserve">N. Gober, G. Chacon, L. Wang, P. V. Gratz, D. A. Jiménez, E. Teran, S. Pugsley, and J. Kim, “The Championship Simulator: Architectural simulation for education and competition,” arXiv:2210.14324, 2022.</w:t>
+      </w:r>
+      <w:r>
+        <w:rPr>
+          <w:rFonts w:ascii="Times New Roman" w:cs="Times New Roman" w:eastAsia="Times New Roman" w:hAnsi="Times New Roman"/>
+          <w:i/>
+          <w:iCs/>
+          <w:sz w:val="16"/>
+          <w:szCs w:val="16"/>
+        </w:rPr>
+        <w:t xml:space="preserve"/>
+      </w:r>
+      <w:r>
+        <w:rPr>
+          <w:rFonts w:ascii="Times New Roman" w:cs="Times New Roman" w:eastAsia="Times New Roman" w:hAnsi="Times New Roman"/>
+          <w:sz w:val="16"/>
+          <w:szCs w:val="16"/>
+        </w:rPr>
+        <w:t xml:space="preserve"/>
+      </w:r>
+    </w:p>
+    <w:p>
+      <w:pPr>
+        <w:tabs>
+          <w:tab w:val="left" w:pos="360"/>
+        </w:tabs>
+        <w:spacing w:after="20"/>
+        <w:ind w:left="360" w:hanging="360"/>
+        <w:jc w:val="both"/>
+      </w:pPr>
+      <w:r>
+        <w:rPr>
+          <w:rFonts w:ascii="Times New Roman" w:cs="Times New Roman" w:eastAsia="Times New Roman" w:hAnsi="Times New Roman"/>
+          <w:sz w:val="16"/>
+          <w:szCs w:val="16"/>
+        </w:rPr>
+        <w:t xml:space="preserve">[35]	</w:t>
+      </w:r>
+      <w:r>
+        <w:rPr>
+          <w:rFonts w:ascii="Times New Roman" w:cs="Times New Roman" w:eastAsia="Times New Roman" w:hAnsi="Times New Roman"/>
+          <w:sz w:val="16"/>
+          <w:szCs w:val="16"/>
+        </w:rPr>
+        <w:t xml:space="preserve">J. L. Henning, “SPEC CPU2006 benchmark descriptions,” </w:t>
+      </w:r>
+      <w:r>
+        <w:rPr>
+          <w:rFonts w:ascii="Times New Roman" w:cs="Times New Roman" w:eastAsia="Times New Roman" w:hAnsi="Times New Roman"/>
+          <w:i/>
+          <w:iCs/>
+          <w:sz w:val="16"/>
+          <w:szCs w:val="16"/>
+        </w:rPr>
+        <w:t xml:space="preserve">ACM SIGARCH Comput. Archit. News</w:t>
+      </w:r>
+      <w:r>
+        <w:rPr>
+          <w:rFonts w:ascii="Times New Roman" w:cs="Times New Roman" w:eastAsia="Times New Roman" w:hAnsi="Times New Roman"/>
+          <w:sz w:val="16"/>
+          <w:szCs w:val="16"/>
+        </w:rPr>
+        <w:t xml:space="preserve">, vol. 34, no. 4, pp. 1–17, 2006.</w:t>
+      </w:r>
+    </w:p>
+    <w:p>
+      <w:pPr>
+        <w:tabs>
+          <w:tab w:val="left" w:pos="360"/>
+        </w:tabs>
+        <w:spacing w:after="20"/>
+        <w:ind w:left="360" w:hanging="360"/>
+        <w:jc w:val="both"/>
+      </w:pPr>
+      <w:r>
+        <w:rPr>
+          <w:rFonts w:ascii="Times New Roman" w:cs="Times New Roman" w:eastAsia="Times New Roman" w:hAnsi="Times New Roman"/>
+          <w:sz w:val="16"/>
+          <w:szCs w:val="16"/>
+        </w:rPr>
+        <w:t xml:space="preserve">[36]	</w:t>
+      </w:r>
+      <w:r>
+        <w:rPr>
+          <w:rFonts w:ascii="Times New Roman" w:cs="Times New Roman" w:eastAsia="Times New Roman" w:hAnsi="Times New Roman"/>
+          <w:sz w:val="16"/>
+          <w:szCs w:val="16"/>
+        </w:rPr>
+        <w:t xml:space="preserve">S. Beamer, K. Asanović, and D. Patterson, “The GAP benchmark suite,” arXiv:1508.03619, 2015.</w:t>
+      </w:r>
+    </w:p>
+    <w:p>
+      <w:pPr>
+        <w:tabs>
+          <w:tab w:val="left" w:pos="360"/>
+        </w:tabs>
+        <w:spacing w:after="20"/>
+        <w:ind w:left="360" w:hanging="360"/>
+        <w:jc w:val="both"/>
+      </w:pPr>
+      <w:r>
+        <w:rPr>
+          <w:rFonts w:ascii="Times New Roman" w:cs="Times New Roman" w:eastAsia="Times New Roman" w:hAnsi="Times New Roman"/>
+          <w:sz w:val="16"/>
+          <w:szCs w:val="16"/>
+        </w:rPr>
+        <w:t xml:space="preserve">[37]	</w:t>
+      </w:r>
+      <w:r>
+        <w:rPr>
+          <w:rFonts w:ascii="Times New Roman" w:cs="Times New Roman" w:eastAsia="Times New Roman" w:hAnsi="Times New Roman"/>
+          <w:sz w:val="16"/>
+          <w:szCs w:val="16"/>
+        </w:rPr>
+        <w:t xml:space="preserve">M. Hashemi, K. Swersky, J. A. Smith, G. Ayers, H. Litz, J. Chang, C. Kozyrakis, and P. Ranganathan, “Learning memory access patterns,” in </w:t>
+      </w:r>
+      <w:r>
+        <w:rPr>
+          <w:rFonts w:ascii="Times New Roman" w:cs="Times New Roman" w:eastAsia="Times New Roman" w:hAnsi="Times New Roman"/>
+          <w:i/>
+          <w:iCs/>
+          <w:sz w:val="16"/>
+          <w:szCs w:val="16"/>
+        </w:rPr>
+        <w:t xml:space="preserve">Proc. 35th Int. Conf. Mach. Learn. (ICML)</w:t>
+      </w:r>
+      <w:r>
+        <w:rPr>
+          <w:rFonts w:ascii="Times New Roman" w:cs="Times New Roman" w:eastAsia="Times New Roman" w:hAnsi="Times New Roman"/>
+          <w:sz w:val="16"/>
+          <w:szCs w:val="16"/>
+        </w:rPr>
+        <w:t xml:space="preserve">, 2018, pp. 1919–1928.</w:t>
       </w:r>
     </w:p>
     <w:p>
